--- a/MyDocumentConverterMultiOSV10/samples/output/xml/docbook/docx.docx
+++ b/MyDocumentConverterMultiOSV10/samples/output/xml/docbook/docx.docx
@@ -114,7 +114,7 @@
       <w:r>
         <w:t xml:space="preserve">, 그리고 </w:t>
       </w:r>
-      <w:hyperlink w:history="1" r:id="rId9jj-mu5gkuw18xmj78jgq">
+      <w:hyperlink w:history="1" r:id="rIdu3rvflymohxvce9c2hdja">
         <w:r>
           <w:rPr>
             <w:rStyle w:val="Hyperlink"/>
@@ -758,7 +758,7 @@
       <w:r>
         <w:t xml:space="preserve"> 자동 링크 </w:t>
       </w:r>
-      <w:hyperlink w:history="1" r:id="rIdgga6ydk5c4k0-_a37w1iv">
+      <w:hyperlink w:history="1" r:id="rIdtzukt0cnn5yjqw1v_srjx">
         <w:r>
           <w:rPr>
             <w:rStyle w:val="Hyperlink"/>
@@ -769,7 +769,7 @@
       <w:r>
         <w:t xml:space="preserve">https://pandoc.org 와 </w:t>
       </w:r>
-      <w:hyperlink w:history="1" r:id="rId8g7ph4ku1d1stwtejjosr">
+      <w:hyperlink w:history="1" r:id="rIdhgns4d8lsxpq0waqkkj_y">
         <w:r>
           <w:rPr>
             <w:rStyle w:val="Hyperlink"/>
